--- a/прикладне стат моделювання/4/Лаб4_Думанський.docx
+++ b/прикладне стат моделювання/4/Лаб4_Думанський.docx
@@ -590,14 +590,7 @@
           <w:rFonts w:ascii="Times New Roman" w:hAnsi="Times New Roman"/>
           <w:sz w:val="28"/>
         </w:rPr>
-        <w:t>3</w:t>
-      </w:r>
-      <w:r>
-        <w:rPr>
-          <w:rFonts w:ascii="Times New Roman" w:hAnsi="Times New Roman"/>
-          <w:sz w:val="28"/>
-        </w:rPr>
-        <w:t>. Побудувати тренд даного Вам ряду у вигляді відповідного многочлена.</w:t>
+        <w:t>3. Побудувати тренд даного Вам ряду у вигляді відповідного многочлена.</w:t>
       </w:r>
     </w:p>
     <w:p>
@@ -1208,13 +1201,7 @@
             <w:rPr>
               <w:rFonts w:ascii="Cambria Math" w:hAnsi="Cambria Math"/>
             </w:rPr>
-            <m:t>,</m:t>
-          </m:r>
-          <m:r>
-            <w:rPr>
-              <w:rFonts w:ascii="Cambria Math" w:hAnsi="Cambria Math"/>
-            </w:rPr>
-            <m:t xml:space="preserve">  </m:t>
+            <m:t xml:space="preserve">,  </m:t>
           </m:r>
           <m:sSubSup>
             <m:sSubSupPr>
@@ -3913,17 +3900,7 @@
                 <w:rFonts w:ascii="Cambria Math" w:eastAsiaTheme="minorEastAsia" w:hAnsi="Cambria Math"/>
                 <w:sz w:val="28"/>
               </w:rPr>
-              <m:t xml:space="preserve">   </m:t>
-            </m:r>
-            <m:r>
-              <m:rPr>
-                <m:sty m:val="p"/>
-              </m:rPr>
-              <w:rPr>
-                <w:rFonts w:ascii="Cambria Math" w:eastAsiaTheme="minorEastAsia" w:hAnsi="Cambria Math"/>
-                <w:sz w:val="28"/>
-              </w:rPr>
-              <m:t>σ</m:t>
+              <m:t xml:space="preserve">   σ</m:t>
             </m:r>
             <m:ctrlPr>
               <w:rPr>
@@ -4248,14 +4225,7 @@
             <w:rFonts w:ascii="Cambria Math" w:eastAsiaTheme="minorEastAsia" w:hAnsi="Cambria Math"/>
             <w:sz w:val="28"/>
           </w:rPr>
-          <m:t>2.6085</m:t>
-        </m:r>
-        <m:r>
-          <w:rPr>
-            <w:rFonts w:ascii="Cambria Math" w:eastAsiaTheme="minorEastAsia" w:hAnsi="Cambria Math"/>
-            <w:sz w:val="28"/>
-          </w:rPr>
-          <m:t xml:space="preserve">,     </m:t>
+          <m:t xml:space="preserve">2.6085,     </m:t>
         </m:r>
         <m:sSub>
           <m:sSubPr>
@@ -8020,6 +7990,493 @@
             </a:graphic>
           </wp:inline>
         </w:drawing>
+      </w:r>
+    </w:p>
+    <w:p>
+      <w:pPr>
+        <w:spacing w:after="0" w:line="240" w:lineRule="auto"/>
+        <w:rPr>
+          <w:rFonts w:ascii="Times New Roman" w:hAnsi="Times New Roman" w:cs="Times New Roman"/>
+          <w:sz w:val="28"/>
+          <w:szCs w:val="28"/>
+        </w:rPr>
+      </w:pPr>
+      <w:r>
+        <w:rPr>
+          <w:rFonts w:ascii="Times New Roman" w:hAnsi="Times New Roman" w:cs="Times New Roman"/>
+          <w:sz w:val="28"/>
+          <w:szCs w:val="28"/>
+        </w:rPr>
+        <w:lastRenderedPageBreak/>
+        <w:t>Вивід обчислених значень з програми:</w:t>
+      </w:r>
+    </w:p>
+    <w:p>
+      <w:pPr>
+        <w:spacing w:after="0" w:line="240" w:lineRule="auto"/>
+        <w:rPr>
+          <w:rFonts w:ascii="Consolas" w:hAnsi="Consolas" w:cs="Times New Roman"/>
+          <w:sz w:val="32"/>
+          <w:szCs w:val="32"/>
+          <w:lang w:val="en-US"/>
+        </w:rPr>
+      </w:pPr>
+    </w:p>
+    <w:p>
+      <w:pPr>
+        <w:spacing w:after="0" w:line="240" w:lineRule="auto"/>
+        <w:rPr>
+          <w:rFonts w:ascii="Consolas" w:hAnsi="Consolas" w:cs="Times New Roman"/>
+          <w:sz w:val="24"/>
+          <w:szCs w:val="24"/>
+        </w:rPr>
+      </w:pPr>
+      <w:proofErr w:type="spellStart"/>
+      <w:r>
+        <w:rPr>
+          <w:rFonts w:ascii="Consolas" w:hAnsi="Consolas" w:cs="Times New Roman"/>
+          <w:sz w:val="24"/>
+          <w:szCs w:val="24"/>
+        </w:rPr>
+        <w:t>Cереднє</w:t>
+      </w:r>
+      <w:proofErr w:type="spellEnd"/>
+      <w:r>
+        <w:rPr>
+          <w:rFonts w:ascii="Consolas" w:hAnsi="Consolas" w:cs="Times New Roman"/>
+          <w:sz w:val="24"/>
+          <w:szCs w:val="24"/>
+        </w:rPr>
+        <w:t xml:space="preserve"> першої половини:1.878</w:t>
+      </w:r>
+    </w:p>
+    <w:p>
+      <w:pPr>
+        <w:spacing w:after="0" w:line="240" w:lineRule="auto"/>
+        <w:rPr>
+          <w:rFonts w:ascii="Consolas" w:hAnsi="Consolas" w:cs="Times New Roman"/>
+          <w:sz w:val="24"/>
+          <w:szCs w:val="24"/>
+          <w:lang w:val="en-US"/>
+        </w:rPr>
+      </w:pPr>
+      <w:proofErr w:type="spellStart"/>
+      <w:r>
+        <w:rPr>
+          <w:rFonts w:ascii="Consolas" w:hAnsi="Consolas" w:cs="Times New Roman"/>
+          <w:sz w:val="24"/>
+          <w:szCs w:val="24"/>
+        </w:rPr>
+        <w:t>Cереднє</w:t>
+      </w:r>
+      <w:proofErr w:type="spellEnd"/>
+      <w:r>
+        <w:rPr>
+          <w:rFonts w:ascii="Consolas" w:hAnsi="Consolas" w:cs="Times New Roman"/>
+          <w:sz w:val="24"/>
+          <w:szCs w:val="24"/>
+        </w:rPr>
+        <w:t xml:space="preserve"> другої половини:2.464</w:t>
+      </w:r>
+    </w:p>
+    <w:p>
+      <w:pPr>
+        <w:spacing w:after="0" w:line="240" w:lineRule="auto"/>
+        <w:rPr>
+          <w:rFonts w:ascii="Consolas" w:hAnsi="Consolas" w:cs="Times New Roman"/>
+          <w:sz w:val="24"/>
+          <w:szCs w:val="24"/>
+          <w:lang w:val="en-US"/>
+        </w:rPr>
+      </w:pPr>
+    </w:p>
+    <w:p>
+      <w:pPr>
+        <w:spacing w:after="0" w:line="240" w:lineRule="auto"/>
+        <w:rPr>
+          <w:rFonts w:ascii="Consolas" w:hAnsi="Consolas" w:cs="Times New Roman"/>
+          <w:sz w:val="24"/>
+          <w:szCs w:val="24"/>
+        </w:rPr>
+      </w:pPr>
+      <w:r>
+        <w:rPr>
+          <w:rFonts w:ascii="Consolas" w:hAnsi="Consolas" w:cs="Times New Roman"/>
+          <w:sz w:val="24"/>
+          <w:szCs w:val="24"/>
+        </w:rPr>
+        <w:t>Дисперсія першої половини:3.773</w:t>
+      </w:r>
+    </w:p>
+    <w:p>
+      <w:pPr>
+        <w:spacing w:after="0" w:line="240" w:lineRule="auto"/>
+        <w:rPr>
+          <w:rFonts w:ascii="Consolas" w:hAnsi="Consolas" w:cs="Times New Roman"/>
+          <w:sz w:val="24"/>
+          <w:szCs w:val="24"/>
+          <w:lang w:val="en-US"/>
+        </w:rPr>
+      </w:pPr>
+      <w:r>
+        <w:rPr>
+          <w:rFonts w:ascii="Consolas" w:hAnsi="Consolas" w:cs="Times New Roman"/>
+          <w:sz w:val="24"/>
+          <w:szCs w:val="24"/>
+        </w:rPr>
+        <w:t>Дисперсія другої половини:7.987</w:t>
+      </w:r>
+    </w:p>
+    <w:p>
+      <w:pPr>
+        <w:spacing w:after="0" w:line="240" w:lineRule="auto"/>
+        <w:rPr>
+          <w:rFonts w:ascii="Consolas" w:hAnsi="Consolas" w:cs="Times New Roman"/>
+          <w:sz w:val="24"/>
+          <w:szCs w:val="24"/>
+          <w:lang w:val="en-US"/>
+        </w:rPr>
+      </w:pPr>
+    </w:p>
+    <w:p>
+      <w:pPr>
+        <w:spacing w:after="0" w:line="240" w:lineRule="auto"/>
+        <w:rPr>
+          <w:rFonts w:ascii="Consolas" w:hAnsi="Consolas" w:cs="Times New Roman"/>
+          <w:sz w:val="24"/>
+          <w:szCs w:val="24"/>
+        </w:rPr>
+      </w:pPr>
+      <w:r>
+        <w:rPr>
+          <w:rFonts w:ascii="Consolas" w:hAnsi="Consolas" w:cs="Times New Roman"/>
+          <w:sz w:val="24"/>
+          <w:szCs w:val="24"/>
+        </w:rPr>
+        <w:t xml:space="preserve">Критерій Фішера: </w:t>
+      </w:r>
+      <w:proofErr w:type="spellStart"/>
+      <w:r>
+        <w:rPr>
+          <w:rFonts w:ascii="Consolas" w:hAnsi="Consolas" w:cs="Times New Roman"/>
+          <w:sz w:val="24"/>
+          <w:szCs w:val="24"/>
+        </w:rPr>
+        <w:t>F_emp</w:t>
+      </w:r>
+      <w:proofErr w:type="spellEnd"/>
+      <w:r>
+        <w:rPr>
+          <w:rFonts w:ascii="Consolas" w:hAnsi="Consolas" w:cs="Times New Roman"/>
+          <w:sz w:val="24"/>
+          <w:szCs w:val="24"/>
+        </w:rPr>
+        <w:t xml:space="preserve"> = 2.1167, </w:t>
+      </w:r>
+      <w:proofErr w:type="spellStart"/>
+      <w:r>
+        <w:rPr>
+          <w:rFonts w:ascii="Consolas" w:hAnsi="Consolas" w:cs="Times New Roman"/>
+          <w:sz w:val="24"/>
+          <w:szCs w:val="24"/>
+        </w:rPr>
+        <w:t>F_crit</w:t>
+      </w:r>
+      <w:proofErr w:type="spellEnd"/>
+      <w:r>
+        <w:rPr>
+          <w:rFonts w:ascii="Consolas" w:hAnsi="Consolas" w:cs="Times New Roman"/>
+          <w:sz w:val="24"/>
+          <w:szCs w:val="24"/>
+        </w:rPr>
+        <w:t xml:space="preserve"> = 3.1373</w:t>
+      </w:r>
+    </w:p>
+    <w:p>
+      <w:pPr>
+        <w:spacing w:after="0" w:line="240" w:lineRule="auto"/>
+        <w:rPr>
+          <w:rFonts w:ascii="Consolas" w:hAnsi="Consolas" w:cs="Times New Roman"/>
+          <w:sz w:val="24"/>
+          <w:szCs w:val="24"/>
+          <w:lang w:val="en-US"/>
+        </w:rPr>
+      </w:pPr>
+      <w:r>
+        <w:rPr>
+          <w:rFonts w:ascii="Consolas" w:hAnsi="Consolas" w:cs="Times New Roman"/>
+          <w:sz w:val="24"/>
+          <w:szCs w:val="24"/>
+        </w:rPr>
+        <w:t xml:space="preserve">Критерій Стьюдента: </w:t>
+      </w:r>
+      <w:proofErr w:type="spellStart"/>
+      <w:r>
+        <w:rPr>
+          <w:rFonts w:ascii="Consolas" w:hAnsi="Consolas" w:cs="Times New Roman"/>
+          <w:sz w:val="24"/>
+          <w:szCs w:val="24"/>
+        </w:rPr>
+        <w:t>t_emp</w:t>
+      </w:r>
+      <w:proofErr w:type="spellEnd"/>
+      <w:r>
+        <w:rPr>
+          <w:rFonts w:ascii="Consolas" w:hAnsi="Consolas" w:cs="Times New Roman"/>
+          <w:sz w:val="24"/>
+          <w:szCs w:val="24"/>
+        </w:rPr>
+        <w:t xml:space="preserve"> = -0.5478, </w:t>
+      </w:r>
+      <w:proofErr w:type="spellStart"/>
+      <w:r>
+        <w:rPr>
+          <w:rFonts w:ascii="Consolas" w:hAnsi="Consolas" w:cs="Times New Roman"/>
+          <w:sz w:val="24"/>
+          <w:szCs w:val="24"/>
+        </w:rPr>
+        <w:t>t_crit</w:t>
+      </w:r>
+      <w:proofErr w:type="spellEnd"/>
+      <w:r>
+        <w:rPr>
+          <w:rFonts w:ascii="Consolas" w:hAnsi="Consolas" w:cs="Times New Roman"/>
+          <w:sz w:val="24"/>
+          <w:szCs w:val="24"/>
+        </w:rPr>
+        <w:t xml:space="preserve"> = 2.0930</w:t>
+      </w:r>
+    </w:p>
+    <w:p>
+      <w:pPr>
+        <w:spacing w:after="0" w:line="240" w:lineRule="auto"/>
+        <w:rPr>
+          <w:rFonts w:ascii="Consolas" w:hAnsi="Consolas" w:cs="Times New Roman"/>
+          <w:sz w:val="24"/>
+          <w:szCs w:val="24"/>
+          <w:lang w:val="en-US"/>
+        </w:rPr>
+      </w:pPr>
+    </w:p>
+    <w:p>
+      <w:pPr>
+        <w:spacing w:after="0" w:line="240" w:lineRule="auto"/>
+        <w:rPr>
+          <w:rFonts w:ascii="Consolas" w:hAnsi="Consolas" w:cs="Times New Roman"/>
+          <w:sz w:val="24"/>
+          <w:szCs w:val="24"/>
+          <w:lang w:val="en-US"/>
+        </w:rPr>
+      </w:pPr>
+    </w:p>
+    <w:p>
+      <w:pPr>
+        <w:spacing w:after="0" w:line="240" w:lineRule="auto"/>
+        <w:rPr>
+          <w:rFonts w:ascii="Consolas" w:hAnsi="Consolas" w:cs="Times New Roman"/>
+          <w:sz w:val="24"/>
+          <w:szCs w:val="24"/>
+        </w:rPr>
+      </w:pPr>
+      <w:r>
+        <w:rPr>
+          <w:rFonts w:ascii="Consolas" w:hAnsi="Consolas" w:cs="Times New Roman"/>
+          <w:sz w:val="24"/>
+          <w:szCs w:val="24"/>
+        </w:rPr>
+        <w:t>Перші скінченні різниці: [ 0.965157  3.021659  0.20881  -4.89094   3.59477  -0.18837   1.75323 -0.80044   1.07518  -4.508057  3.440617  2.82718  -6.69907   6.39299 -3.40058  -3.20029   5.94174   1.01088  -6.057313  4.237193]</w:t>
+      </w:r>
+    </w:p>
+    <w:p>
+      <w:pPr>
+        <w:spacing w:after="0" w:line="240" w:lineRule="auto"/>
+        <w:rPr>
+          <w:rFonts w:ascii="Consolas" w:hAnsi="Consolas" w:cs="Times New Roman"/>
+          <w:sz w:val="24"/>
+          <w:szCs w:val="24"/>
+        </w:rPr>
+      </w:pPr>
+    </w:p>
+    <w:p>
+      <w:pPr>
+        <w:spacing w:after="0" w:line="240" w:lineRule="auto"/>
+        <w:rPr>
+          <w:rFonts w:ascii="Consolas" w:hAnsi="Consolas" w:cs="Times New Roman"/>
+          <w:sz w:val="24"/>
+          <w:szCs w:val="24"/>
+        </w:rPr>
+      </w:pPr>
+      <w:r>
+        <w:rPr>
+          <w:rFonts w:ascii="Consolas" w:hAnsi="Consolas" w:cs="Times New Roman"/>
+          <w:sz w:val="24"/>
+          <w:szCs w:val="24"/>
+        </w:rPr>
+        <w:t>Другі скінченні різниці: [ 2.056502 -2.812849 -5.09975   8.48571  -3.78314   1.9416   -2.55367  1.87562  -5.583237  7.948674 -0.613437 -9.52625  13.09206  -9.79357  0.20029   9.14203  -4.93086  -7.068193 10.294506]</w:t>
+      </w:r>
+    </w:p>
+    <w:p>
+      <w:pPr>
+        <w:spacing w:after="0" w:line="240" w:lineRule="auto"/>
+        <w:rPr>
+          <w:rFonts w:ascii="Consolas" w:hAnsi="Consolas" w:cs="Times New Roman"/>
+          <w:sz w:val="24"/>
+          <w:szCs w:val="24"/>
+        </w:rPr>
+      </w:pPr>
+    </w:p>
+    <w:p>
+      <w:pPr>
+        <w:spacing w:after="0" w:line="240" w:lineRule="auto"/>
+        <w:rPr>
+          <w:rFonts w:ascii="Consolas" w:hAnsi="Consolas" w:cs="Times New Roman"/>
+          <w:sz w:val="24"/>
+          <w:szCs w:val="24"/>
+          <w:lang w:val="en-US"/>
+        </w:rPr>
+      </w:pPr>
+      <w:r>
+        <w:rPr>
+          <w:rFonts w:ascii="Consolas" w:hAnsi="Consolas" w:cs="Times New Roman"/>
+          <w:sz w:val="24"/>
+          <w:szCs w:val="24"/>
+        </w:rPr>
+        <w:t>Треті скінченні різниці: [ -4.869351  -2.286901  13.58546  -12.26885    5.72474   -4.49527   4.42929   -7.458857  13.531911  -8.562111  -8.912813  22.61831 -22.88563    9.99386    8.94174  -14.07289   -2.137333  17.362699]</w:t>
+      </w:r>
+    </w:p>
+    <w:p>
+      <w:pPr>
+        <w:spacing w:after="0" w:line="240" w:lineRule="auto"/>
+        <w:rPr>
+          <w:rFonts w:ascii="Consolas" w:hAnsi="Consolas" w:cs="Times New Roman"/>
+          <w:sz w:val="24"/>
+          <w:szCs w:val="24"/>
+          <w:lang w:val="en-US"/>
+        </w:rPr>
+      </w:pPr>
+    </w:p>
+    <w:p>
+      <w:pPr>
+        <w:spacing w:after="0" w:line="240" w:lineRule="auto"/>
+        <w:rPr>
+          <w:rFonts w:ascii="Consolas" w:hAnsi="Consolas" w:cs="Times New Roman"/>
+          <w:sz w:val="24"/>
+          <w:szCs w:val="24"/>
+        </w:rPr>
+      </w:pPr>
+      <w:r>
+        <w:rPr>
+          <w:rFonts w:ascii="Consolas" w:hAnsi="Consolas" w:cs="Times New Roman"/>
+          <w:sz w:val="24"/>
+          <w:szCs w:val="24"/>
+        </w:rPr>
+        <w:t>Стандартне відхилення перших різниць: 3.8041</w:t>
+      </w:r>
+    </w:p>
+    <w:p>
+      <w:pPr>
+        <w:spacing w:after="0" w:line="240" w:lineRule="auto"/>
+        <w:rPr>
+          <w:rFonts w:ascii="Consolas" w:hAnsi="Consolas" w:cs="Times New Roman"/>
+          <w:sz w:val="24"/>
+          <w:szCs w:val="24"/>
+        </w:rPr>
+      </w:pPr>
+      <w:r>
+        <w:rPr>
+          <w:rFonts w:ascii="Consolas" w:hAnsi="Consolas" w:cs="Times New Roman"/>
+          <w:sz w:val="24"/>
+          <w:szCs w:val="24"/>
+        </w:rPr>
+        <w:t>Стандартне відхилення других різниць: 6.7058</w:t>
+      </w:r>
+    </w:p>
+    <w:p>
+      <w:pPr>
+        <w:spacing w:after="0" w:line="240" w:lineRule="auto"/>
+        <w:rPr>
+          <w:rFonts w:ascii="Consolas" w:hAnsi="Consolas" w:cs="Times New Roman"/>
+          <w:sz w:val="24"/>
+          <w:szCs w:val="24"/>
+        </w:rPr>
+      </w:pPr>
+      <w:r>
+        <w:rPr>
+          <w:rFonts w:ascii="Consolas" w:hAnsi="Consolas" w:cs="Times New Roman"/>
+          <w:sz w:val="24"/>
+          <w:szCs w:val="24"/>
+        </w:rPr>
+        <w:t>Стандартне відхилення третіх різниць: 11.8874</w:t>
+      </w:r>
+    </w:p>
+    <w:p>
+      <w:pPr>
+        <w:spacing w:after="0" w:line="240" w:lineRule="auto"/>
+        <w:rPr>
+          <w:rFonts w:ascii="Consolas" w:hAnsi="Consolas" w:cs="Times New Roman"/>
+          <w:sz w:val="24"/>
+          <w:szCs w:val="24"/>
+          <w:lang w:val="en-US"/>
+        </w:rPr>
+      </w:pPr>
+    </w:p>
+    <w:p>
+      <w:pPr>
+        <w:spacing w:after="0" w:line="240" w:lineRule="auto"/>
+        <w:rPr>
+          <w:rFonts w:ascii="Consolas" w:hAnsi="Consolas" w:cs="Times New Roman"/>
+          <w:sz w:val="24"/>
+          <w:szCs w:val="24"/>
+          <w:lang w:val="en-US"/>
+        </w:rPr>
+      </w:pPr>
+    </w:p>
+    <w:p>
+      <w:pPr>
+        <w:spacing w:after="0" w:line="240" w:lineRule="auto"/>
+        <w:rPr>
+          <w:rFonts w:ascii="Consolas" w:hAnsi="Consolas" w:cs="Times New Roman"/>
+          <w:sz w:val="24"/>
+          <w:szCs w:val="24"/>
+          <w:lang w:val="en-US"/>
+        </w:rPr>
+      </w:pPr>
+      <w:r>
+        <w:rPr>
+          <w:rFonts w:ascii="Consolas" w:hAnsi="Consolas" w:cs="Times New Roman"/>
+          <w:sz w:val="24"/>
+          <w:szCs w:val="24"/>
+        </w:rPr>
+        <w:t>Рівняння лінійного тренду: y(t) = 1.0193*t + 0.1462</w:t>
+      </w:r>
+    </w:p>
+    <w:p>
+      <w:pPr>
+        <w:spacing w:after="0" w:line="240" w:lineRule="auto"/>
+        <w:rPr>
+          <w:rFonts w:ascii="Consolas" w:hAnsi="Consolas" w:cs="Times New Roman"/>
+          <w:sz w:val="24"/>
+          <w:szCs w:val="24"/>
+          <w:lang w:val="en-US"/>
+        </w:rPr>
+      </w:pPr>
+    </w:p>
+    <w:p>
+      <w:pPr>
+        <w:spacing w:after="0" w:line="240" w:lineRule="auto"/>
+        <w:rPr>
+          <w:rFonts w:ascii="Times New Roman" w:hAnsi="Times New Roman" w:cs="Times New Roman"/>
+          <w:sz w:val="40"/>
+          <w:szCs w:val="40"/>
+        </w:rPr>
+      </w:pPr>
+      <w:r>
+        <w:rPr>
+          <w:rFonts w:ascii="Consolas" w:hAnsi="Consolas" w:cs="Times New Roman"/>
+          <w:sz w:val="24"/>
+          <w:szCs w:val="24"/>
+        </w:rPr>
+        <w:t>Рівняння квадратичного тренду: y(t) = -1.0549*t^2 + 5.2389*t + -3.6865</w:t>
       </w:r>
       <w:r>
         <w:rPr>
